--- a/ЛР7_Итоговый_отчет/Краткое_резюме_проекта_TableMind.docx
+++ b/ЛР7_Итоговый_отчет/Краткое_резюме_проекта_TableMind.docx
@@ -157,7 +157,7 @@
               <w:pStyle w:val="Compact"/>
             </w:pPr>
             <w:r>
-              <w:t xml:space="preserve">Рекомендуется ограниченный старт первого релиза (MVP веб-аудита, 31.03.2027) с этапными проверками метрик</w:t>
+              <w:t xml:space="preserve">Рекомендуется полный старт проекта по плану ПЗ1 (MVP веб-аудита 31.03.2027, открытая бета с оплатой 01.06.2027, релиз 09.2027) с контрольными метриками</w:t>
             </w:r>
           </w:p>
         </w:tc>
@@ -1527,7 +1527,7 @@
         <w:pStyle w:val="FirstParagraph"/>
       </w:pPr>
       <w:r>
-        <w:t xml:space="preserve">Рекомендуется ограниченный старт, поскольку ценностное предложение перспективно, но требует проверки конверсий, цены и канала привлечения на MVP. Следующий шаг - запуск MVP веб-аудита 31.03.2027 и измерение метрик.</w:t>
+        <w:t xml:space="preserve">Рекомендуется полный старт (решение владельца проекта 03.10.2026): ценностное предложение перспективно, а проверка конверсий, цены и канала привлечения идет в ходе реализации и управляется как риск. Следующий шаг - запуск MVP веб-аудита 31.03.2027 и измерение метрик.</w:t>
       </w:r>
     </w:p>
     <w:bookmarkEnd w:id="16"/>

--- a/ЛР7_Итоговый_отчет/Краткое_резюме_проекта_TableMind.docx
+++ b/ЛР7_Итоговый_отчет/Краткое_резюме_проекта_TableMind.docx
@@ -278,7 +278,7 @@
               <w:pStyle w:val="Compact"/>
             </w:pPr>
             <w:r>
-              <w:t xml:space="preserve">Поисковый интерес подтвержден частично: проблемные и AI-запросы массовые (кластеры 25 тыс. и 21 тыс. запросов в месяц в русскоязычном сегменте), прямой запрос на аудит мал; динамика Google Trends растет, Вордстата снижается</w:t>
+              <w:t>Поисковый интерес подтвержден частично: проблемные и AI-запросы массовые (кластеры 25 тыс. и 21 тыс. запросов за 12 месяцев в русскоязычном сегменте), прямой запрос на аудит мал; динамика Google Trends растет, Вордстата снижается</w:t>
             </w:r>
           </w:p>
         </w:tc>

--- a/ЛР7_Итоговый_отчет/Краткое_резюме_проекта_TableMind.docx
+++ b/ЛР7_Итоговый_отчет/Краткое_резюме_проекта_TableMind.docx
@@ -345,7 +345,7 @@
               <w:rPr>
                 <w:sz w:val="24"/>
               </w:rPr>
-              <w:t xml:space="preserve">англоязычные страны и ЕС; финансовые аналитики и консультанты; поиск по проблемным запросам, </w:t>
+              <w:t xml:space="preserve">Англоязычные страны и ЕС; финансовые аналитики и консультанты; поиск по проблемным запросам, </w:t>
             </w:r>
             <w:r>
               <w:rPr>
@@ -1703,7 +1703,7 @@
               <w:rPr>
                 <w:sz w:val="24"/>
               </w:rPr>
-              <w:t>аналитики и консультанты; затем бухгалтеры, аудиторы, МСП</w:t>
+              <w:t>Аналитики и консультанты; затем бухгалтеры, аудиторы, МСП</w:t>
             </w:r>
           </w:p>
         </w:tc>
@@ -1742,7 +1742,7 @@
               <w:rPr>
                 <w:sz w:val="24"/>
               </w:rPr>
-              <w:t>проверенная модель без скрытых ошибок и доказательство находок</w:t>
+              <w:t>Проверенная модель без скрытых ошибок и доказательство находок</w:t>
             </w:r>
           </w:p>
         </w:tc>
@@ -1781,7 +1781,7 @@
               <w:rPr>
                 <w:sz w:val="24"/>
               </w:rPr>
-              <w:t xml:space="preserve">поиск по проблемным запросам, </w:t>
+              <w:t xml:space="preserve">Поиск по проблемным запросам, </w:t>
             </w:r>
             <w:r>
               <w:rPr>
@@ -1840,7 +1840,7 @@
               <w:rPr>
                 <w:sz w:val="24"/>
               </w:rPr>
-              <w:t>бесплатный старт, самообслуживание, шаблоны отчетов, документация</w:t>
+              <w:t>Бесплатный старт, самообслуживание, шаблоны отчетов, документация</w:t>
             </w:r>
           </w:p>
         </w:tc>
@@ -1880,7 +1880,7 @@
               <w:rPr>
                 <w:sz w:val="24"/>
               </w:rPr>
-              <w:t xml:space="preserve">разовые платежи и подписки по тарифам 9 / 19 / 29 </w:t>
+              <w:t xml:space="preserve">Разовые платежи и подписки по тарифам 9 / 19 / 29 </w:t>
             </w:r>
             <w:r>
               <w:rPr>
@@ -1926,7 +1926,7 @@
               <w:rPr>
                 <w:sz w:val="24"/>
               </w:rPr>
-              <w:t xml:space="preserve">движок проверки, база правил и </w:t>
+              <w:t xml:space="preserve">Движок проверки, база правил и </w:t>
             </w:r>
             <w:r>
               <w:rPr>
@@ -2154,7 +2154,7 @@
               <w:rPr>
                 <w:sz w:val="24"/>
               </w:rPr>
-              <w:t>загрузка файла, поиск ошибок, доказательство находки, отчет, регистрация, оплата, политика данных</w:t>
+              <w:t>Загрузка файла, поиск ошибок, доказательство находки, отчет, регистрация, оплата, политика данных</w:t>
             </w:r>
           </w:p>
         </w:tc>
@@ -2172,7 +2172,7 @@
               <w:rPr>
                 <w:sz w:val="24"/>
               </w:rPr>
-              <w:t xml:space="preserve">надстройка </w:t>
+              <w:t xml:space="preserve">Надстройка </w:t>
             </w:r>
             <w:r>
               <w:rPr>
@@ -2237,7 +2237,7 @@
               <w:rPr>
                 <w:sz w:val="24"/>
               </w:rPr>
-              <w:t>страница продукта, загрузка, результат, карточка находки, отчет, регистрация, тарифы, оплата, безопасность</w:t>
+              <w:t>Страница продукта, загрузка, результат, карточка находки, отчет, регистрация, тарифы, оплата, безопасность</w:t>
             </w:r>
           </w:p>
         </w:tc>
@@ -2254,7 +2254,7 @@
               <w:rPr>
                 <w:sz w:val="24"/>
               </w:rPr>
-              <w:t xml:space="preserve">кабинет с историей, панель в </w:t>
+              <w:t xml:space="preserve">Кабинет с историей, панель в </w:t>
             </w:r>
             <w:r>
               <w:rPr>
@@ -2306,7 +2306,7 @@
               <w:rPr>
                 <w:sz w:val="24"/>
               </w:rPr>
-              <w:t>ценность, примеры ошибок, тарифы, политика данных, справка</w:t>
+              <w:t>Ценность, примеры ошибок, тарифы, политика данных, справка</w:t>
             </w:r>
           </w:p>
         </w:tc>
@@ -2323,7 +2323,7 @@
               <w:rPr>
                 <w:sz w:val="24"/>
               </w:rPr>
-              <w:t>кейсы, отзывы, база знаний</w:t>
+              <w:t>Кейсы, отзывы, база знаний</w:t>
             </w:r>
           </w:p>
         </w:tc>
@@ -2362,7 +2362,7 @@
               <w:rPr>
                 <w:sz w:val="24"/>
               </w:rPr>
-              <w:t>платежи, аналитика, уведомления</w:t>
+              <w:t>Платежи, аналитика, уведомления</w:t>
             </w:r>
           </w:p>
         </w:tc>
@@ -2445,7 +2445,7 @@
               <w:rPr>
                 <w:sz w:val="24"/>
               </w:rPr>
-              <w:t>клиент понимает ценность, получает первый результат без регистрации и может заплатить</w:t>
+              <w:t>Клиент понимает ценность, получает первый результат без регистрации и может заплатить</w:t>
             </w:r>
           </w:p>
         </w:tc>
@@ -2462,7 +2462,7 @@
               <w:rPr>
                 <w:sz w:val="24"/>
               </w:rPr>
-              <w:t>клиент возвращается, команда расширяет использование</w:t>
+              <w:t>Клиент возвращается, команда расширяет использование</w:t>
             </w:r>
           </w:p>
         </w:tc>
@@ -2613,7 +2613,7 @@
               <w:rPr>
                 <w:sz w:val="24"/>
               </w:rPr>
-              <w:t xml:space="preserve">регистрации за 6 месяцев после </w:t>
+              <w:t xml:space="preserve">Регистрации за 6 месяцев после </w:t>
             </w:r>
             <w:r>
               <w:rPr>
@@ -2656,7 +2656,7 @@
               <w:rPr>
                 <w:sz w:val="24"/>
               </w:rPr>
-              <w:t>цель достижима</w:t>
+              <w:t>Цель достижима</w:t>
             </w:r>
           </w:p>
         </w:tc>
@@ -2695,7 +2695,7 @@
               <w:rPr>
                 <w:sz w:val="24"/>
               </w:rPr>
-              <w:t>визит - регистрация / регистрация - платящий</w:t>
+              <w:t>Визит - регистрация / регистрация - платящий</w:t>
             </w:r>
           </w:p>
         </w:tc>
@@ -2729,7 +2729,7 @@
               <w:rPr>
                 <w:sz w:val="24"/>
               </w:rPr>
-              <w:t xml:space="preserve">требует проверки на </w:t>
+              <w:t xml:space="preserve">Требует проверки на </w:t>
             </w:r>
             <w:r>
               <w:rPr>
@@ -2775,7 +2775,7 @@
               <w:rPr>
                 <w:sz w:val="24"/>
               </w:rPr>
-              <w:t>выручка первого года на платящего; бюджет</w:t>
+              <w:t>Выручка первого года на платящего; бюджет</w:t>
             </w:r>
           </w:p>
         </w:tc>
@@ -2848,7 +2848,7 @@
               <w:rPr>
                 <w:sz w:val="24"/>
               </w:rPr>
-              <w:t>первый год не окупает бюджет, окупаемость после роста</w:t>
+              <w:t>Первый год не окупает бюджет, окупаемость после роста</w:t>
             </w:r>
           </w:p>
         </w:tc>
@@ -2887,7 +2887,7 @@
               <w:rPr>
                 <w:sz w:val="24"/>
               </w:rPr>
-              <w:t>к 30.09.2027</w:t>
+              <w:t>К 30.09.2027</w:t>
             </w:r>
           </w:p>
         </w:tc>
@@ -2921,7 +2921,7 @@
               <w:rPr>
                 <w:sz w:val="24"/>
               </w:rPr>
-              <w:t>нужны дополнительные каналы</w:t>
+              <w:t>Нужны дополнительные каналы</w:t>
             </w:r>
           </w:p>
         </w:tc>
@@ -2961,7 +2961,7 @@
                 <w:i/>
                 <w:sz w:val="24"/>
               </w:rPr>
-              <w:t>precision</w:t>
+              <w:t>Precision</w:t>
             </w:r>
             <w:r>
               <w:rPr>
@@ -2984,7 +2984,7 @@
               <w:rPr>
                 <w:sz w:val="24"/>
               </w:rPr>
-              <w:t>не ниже 90 %; быстрее 60 с</w:t>
+              <w:t>Не ниже 90 %; быстрее 60 с</w:t>
             </w:r>
           </w:p>
         </w:tc>
@@ -3001,7 +3001,7 @@
               <w:rPr>
                 <w:sz w:val="24"/>
               </w:rPr>
-              <w:t>условие перехода к следующему релизу</w:t>
+              <w:t>Условие перехода к следующему релизу</w:t>
             </w:r>
           </w:p>
         </w:tc>
@@ -3041,7 +3041,7 @@
               <w:rPr>
                 <w:sz w:val="24"/>
               </w:rPr>
-              <w:t>заменители, цель по платящим, точность, безопасность</w:t>
+              <w:t>Заменители, цель по платящим, точность, безопасность</w:t>
             </w:r>
           </w:p>
         </w:tc>
@@ -3058,7 +3058,7 @@
               <w:rPr>
                 <w:sz w:val="24"/>
               </w:rPr>
-              <w:t>высокий / высокий / средний / средний</w:t>
+              <w:t>Высокий / высокий / средний / средний</w:t>
             </w:r>
           </w:p>
         </w:tc>
@@ -3075,7 +3075,7 @@
               <w:rPr>
                 <w:sz w:val="24"/>
               </w:rPr>
-              <w:t>ограничить масштаб до проверки метрик</w:t>
+              <w:t>Ограничить масштаб до проверки метрик</w:t>
             </w:r>
           </w:p>
         </w:tc>
